--- a/docs/01-work-breakdown.docx
+++ b/docs/01-work-breakdown.docx
@@ -3821,6 +3821,92 @@
         <w:t xml:space="preserve"> M1 SRS approved (Nov 2025) · M2 Design freeze + DB ready (Jan 2026) · M3 Login + first modules live (Feb 2026) · M4 All modules feature-complete (Jun 2026) · M5 Test-green repaired build (Jul 2026) · M6 Documentation pack delivered (Aug 2026).</w:t>
       </w:r>
     </w:p>
+    <w:p>
+      <w:pPr>
+        <w:spacing w:before="320" w:after="90"/>
+        <w:outlineLvl w:val="0"/>
+      </w:pPr>
+      <w:r>
+        <w:rPr>
+          <w:b/>
+          <w:color w:val="14532D"/>
+          <w:sz w:val="40"/>
+        </w:rPr>
+        <w:t xml:space="preserve">Work Package 12 - Hardening, Access Partitioning and Documentation (August 2026)</w:t>
+      </w:r>
+    </w:p>
+    <w:p>
+      <w:pPr>
+        <w:spacing w:after="40"/>
+        <w:ind w:left="360"/>
+      </w:pPr>
+      <w:r>
+        <w:rPr>
+          <w:rFonts w:ascii="Calibri" w:hAnsi="Calibri"/>
+        </w:rPr>
+        <w:t xml:space="preserve">• Reports module rebuilt: role gate (Administrator + Factory Manager only) and department partitioning of the report catalogue.</w:t>
+      </w:r>
+    </w:p>
+    <w:p>
+      <w:pPr>
+        <w:spacing w:after="40"/>
+        <w:ind w:left="360"/>
+      </w:pPr>
+      <w:r>
+        <w:rPr>
+          <w:rFonts w:ascii="Calibri" w:hAnsi="Calibri"/>
+        </w:rPr>
+        <w:t xml:space="preserve">• Dedicated print subsystem: clean printable documents for every report and for sales receipts (company letterhead + title + results only).</w:t>
+      </w:r>
+    </w:p>
+    <w:p>
+      <w:pPr>
+        <w:spacing w:after="40"/>
+        <w:ind w:left="360"/>
+      </w:pPr>
+      <w:r>
+        <w:rPr>
+          <w:rFonts w:ascii="Calibri" w:hAnsi="Calibri"/>
+        </w:rPr>
+        <w:t xml:space="preserve">• Receipt flow: completing a sale now lands directly on a printable receipt; receipts printable per order.</w:t>
+      </w:r>
+    </w:p>
+    <w:p>
+      <w:pPr>
+        <w:spacing w:after="40"/>
+        <w:ind w:left="360"/>
+      </w:pPr>
+      <w:r>
+        <w:rPr>
+          <w:rFonts w:ascii="Calibri" w:hAnsi="Calibri"/>
+        </w:rPr>
+        <w:t xml:space="preserve">• Input validation sweep: shared server-side numeric range guard wired into ten modules plus a global client-side validation net.</w:t>
+      </w:r>
+    </w:p>
+    <w:p>
+      <w:pPr>
+        <w:spacing w:after="40"/>
+        <w:ind w:left="360"/>
+      </w:pPr>
+      <w:r>
+        <w:rPr>
+          <w:rFonts w:ascii="Calibri" w:hAnsi="Calibri"/>
+        </w:rPr>
+        <w:t xml:space="preserve">• Backup/restore corrected for MySQL implicit-commit-on-DDL behaviour; asset library self-hosted so the system runs fully offline.</w:t>
+      </w:r>
+    </w:p>
+    <w:p>
+      <w:pPr>
+        <w:spacing w:after="40"/>
+        <w:ind w:left="360"/>
+      </w:pPr>
+      <w:r>
+        <w:rPr>
+          <w:rFonts w:ascii="Calibri" w:hAnsi="Calibri"/>
+        </w:rPr>
+        <w:t xml:space="preserve">• Deliverables: updated SRS (v2.1), prototype screen inventory, Gantt actuals, and this WBS revision.</w:t>
+      </w:r>
+    </w:p>
     <w:sectPr>
       <w:pgSz w:w="11906" w:h="16838"/>
       <w:pgMar w:top="1134" w:right="1134" w:bottom="1134" w:left="1134" w:header="708" w:footer="708"/>
